--- a/docs/2.0 System Design Document.docx
+++ b/docs/2.0 System Design Document.docx
@@ -221,40 +221,40 @@
           <w:sz w:val="32"/>
           <w:szCs w:val="32"/>
         </w:rPr>
-        <w:t>1</w:t>
-      </w:r>
-      <w:r>
+        <w:t>2.0</w:t>
+      </w:r>
+    </w:p>
+    <w:p>
+      <w:pPr>
         <w:rPr>
           <w:rFonts w:ascii="Play" w:eastAsia="Play" w:hAnsi="Play" w:cs="Play"/>
           <w:sz w:val="32"/>
           <w:szCs w:val="32"/>
         </w:rPr>
-        <w:t>.</w:t>
-      </w:r>
+      </w:pPr>
       <w:r>
         <w:rPr>
           <w:rFonts w:ascii="Play" w:eastAsia="Play" w:hAnsi="Play" w:cs="Play"/>
           <w:sz w:val="32"/>
           <w:szCs w:val="32"/>
         </w:rPr>
-        <w:t>1</w:t>
-      </w:r>
-    </w:p>
-    <w:p>
-      <w:pPr>
+        <w:t>Date: 2/</w:t>
+      </w:r>
+      <w:r>
         <w:rPr>
           <w:rFonts w:ascii="Play" w:eastAsia="Play" w:hAnsi="Play" w:cs="Play"/>
           <w:sz w:val="32"/>
           <w:szCs w:val="32"/>
         </w:rPr>
-      </w:pPr>
+        <w:t>2</w:t>
+      </w:r>
       <w:r>
         <w:rPr>
           <w:rFonts w:ascii="Play" w:eastAsia="Play" w:hAnsi="Play" w:cs="Play"/>
           <w:sz w:val="32"/>
           <w:szCs w:val="32"/>
         </w:rPr>
-        <w:t>Date: 2/18/2026</w:t>
+        <w:t>8/2026</w:t>
       </w:r>
       <w:r>
         <w:rPr>
@@ -296,15 +296,25 @@
     <w:p>
       <w:pPr>
         <w:rPr>
-          <w:b/>
-          <w:bCs/>
-        </w:rPr>
-      </w:pPr>
-      <w:r>
-        <w:rPr>
-          <w:b/>
-          <w:bCs/>
-        </w:rPr>
+          <w:rFonts w:ascii="Play" w:eastAsia="Play" w:hAnsi="Play" w:cs="Play"/>
+          <w:sz w:val="32"/>
+          <w:szCs w:val="32"/>
+        </w:rPr>
+      </w:pPr>
+    </w:p>
+    <w:p>
+      <w:pPr>
+        <w:rPr>
+          <w:b/>
+          <w:bCs/>
+        </w:rPr>
+      </w:pPr>
+      <w:r>
+        <w:rPr>
+          <w:b/>
+          <w:bCs/>
+        </w:rPr>
+        <w:lastRenderedPageBreak/>
         <w:t>REVISION HISTORY TABLE</w:t>
       </w:r>
     </w:p>
@@ -316,9 +326,9 @@
         <w:tblLook w:val="0400" w:firstRow="0" w:lastRow="0" w:firstColumn="0" w:lastColumn="0" w:noHBand="0" w:noVBand="1"/>
       </w:tblPr>
       <w:tblGrid>
-        <w:gridCol w:w="1036"/>
-        <w:gridCol w:w="1479"/>
-        <w:gridCol w:w="2250"/>
+        <w:gridCol w:w="1129"/>
+        <w:gridCol w:w="1418"/>
+        <w:gridCol w:w="2218"/>
         <w:gridCol w:w="2610"/>
         <w:gridCol w:w="2070"/>
       </w:tblGrid>
@@ -328,7 +338,7 @@
         </w:trPr>
         <w:tc>
           <w:tcPr>
-            <w:tcW w:w="1036" w:type="dxa"/>
+            <w:tcW w:w="1129" w:type="dxa"/>
             <w:tcBorders>
               <w:top w:val="single" w:sz="4" w:space="0" w:color="000000"/>
               <w:left w:val="single" w:sz="4" w:space="0" w:color="000000"/>
@@ -356,14 +366,13 @@
                 <w:bCs/>
                 <w:color w:val="0F1115"/>
               </w:rPr>
-              <w:lastRenderedPageBreak/>
               <w:t>Version</w:t>
             </w:r>
           </w:p>
         </w:tc>
         <w:tc>
           <w:tcPr>
-            <w:tcW w:w="1479" w:type="dxa"/>
+            <w:tcW w:w="1418" w:type="dxa"/>
             <w:tcBorders>
               <w:top w:val="single" w:sz="4" w:space="0" w:color="000000"/>
               <w:left w:val="nil"/>
@@ -397,7 +406,7 @@
         </w:tc>
         <w:tc>
           <w:tcPr>
-            <w:tcW w:w="2250" w:type="dxa"/>
+            <w:tcW w:w="2218" w:type="dxa"/>
             <w:tcBorders>
               <w:top w:val="single" w:sz="4" w:space="0" w:color="000000"/>
               <w:left w:val="nil"/>
@@ -504,7 +513,7 @@
         </w:trPr>
         <w:tc>
           <w:tcPr>
-            <w:tcW w:w="1036" w:type="dxa"/>
+            <w:tcW w:w="1129" w:type="dxa"/>
             <w:tcBorders>
               <w:top w:val="nil"/>
               <w:left w:val="single" w:sz="4" w:space="0" w:color="000000"/>
@@ -533,7 +542,7 @@
         </w:tc>
         <w:tc>
           <w:tcPr>
-            <w:tcW w:w="1479" w:type="dxa"/>
+            <w:tcW w:w="1418" w:type="dxa"/>
             <w:tcBorders>
               <w:top w:val="nil"/>
               <w:left w:val="nil"/>
@@ -562,7 +571,7 @@
         </w:tc>
         <w:tc>
           <w:tcPr>
-            <w:tcW w:w="2250" w:type="dxa"/>
+            <w:tcW w:w="2218" w:type="dxa"/>
             <w:tcBorders>
               <w:top w:val="nil"/>
               <w:left w:val="nil"/>
@@ -654,7 +663,7 @@
         </w:trPr>
         <w:tc>
           <w:tcPr>
-            <w:tcW w:w="1036" w:type="dxa"/>
+            <w:tcW w:w="1129" w:type="dxa"/>
             <w:tcBorders>
               <w:top w:val="single" w:sz="4" w:space="0" w:color="auto"/>
               <w:left w:val="single" w:sz="4" w:space="0" w:color="auto"/>
@@ -683,7 +692,7 @@
         </w:tc>
         <w:tc>
           <w:tcPr>
-            <w:tcW w:w="1479" w:type="dxa"/>
+            <w:tcW w:w="1418" w:type="dxa"/>
             <w:tcBorders>
               <w:top w:val="single" w:sz="4" w:space="0" w:color="auto"/>
               <w:left w:val="single" w:sz="4" w:space="0" w:color="auto"/>
@@ -712,7 +721,7 @@
         </w:tc>
         <w:tc>
           <w:tcPr>
-            <w:tcW w:w="2250" w:type="dxa"/>
+            <w:tcW w:w="2218" w:type="dxa"/>
             <w:tcBorders>
               <w:top w:val="single" w:sz="4" w:space="0" w:color="auto"/>
               <w:left w:val="single" w:sz="4" w:space="0" w:color="auto"/>
@@ -811,7 +820,7 @@
         </w:trPr>
         <w:tc>
           <w:tcPr>
-            <w:tcW w:w="1036" w:type="dxa"/>
+            <w:tcW w:w="1129" w:type="dxa"/>
             <w:tcBorders>
               <w:top w:val="single" w:sz="4" w:space="0" w:color="auto"/>
               <w:left w:val="single" w:sz="4" w:space="0" w:color="auto"/>
@@ -840,7 +849,7 @@
         </w:tc>
         <w:tc>
           <w:tcPr>
-            <w:tcW w:w="1479" w:type="dxa"/>
+            <w:tcW w:w="1418" w:type="dxa"/>
             <w:tcBorders>
               <w:top w:val="single" w:sz="4" w:space="0" w:color="auto"/>
               <w:left w:val="single" w:sz="4" w:space="0" w:color="auto"/>
@@ -869,7 +878,7 @@
         </w:tc>
         <w:tc>
           <w:tcPr>
-            <w:tcW w:w="2250" w:type="dxa"/>
+            <w:tcW w:w="2218" w:type="dxa"/>
             <w:tcBorders>
               <w:top w:val="single" w:sz="4" w:space="0" w:color="auto"/>
               <w:left w:val="single" w:sz="4" w:space="0" w:color="auto"/>
@@ -961,7 +970,7 @@
         </w:trPr>
         <w:tc>
           <w:tcPr>
-            <w:tcW w:w="1036" w:type="dxa"/>
+            <w:tcW w:w="1129" w:type="dxa"/>
             <w:tcBorders>
               <w:top w:val="single" w:sz="4" w:space="0" w:color="auto"/>
               <w:left w:val="single" w:sz="4" w:space="0" w:color="auto"/>
@@ -990,7 +999,7 @@
         </w:tc>
         <w:tc>
           <w:tcPr>
-            <w:tcW w:w="1479" w:type="dxa"/>
+            <w:tcW w:w="1418" w:type="dxa"/>
             <w:tcBorders>
               <w:top w:val="single" w:sz="4" w:space="0" w:color="auto"/>
               <w:left w:val="single" w:sz="4" w:space="0" w:color="auto"/>
@@ -1019,7 +1028,7 @@
         </w:tc>
         <w:tc>
           <w:tcPr>
-            <w:tcW w:w="2250" w:type="dxa"/>
+            <w:tcW w:w="2218" w:type="dxa"/>
             <w:tcBorders>
               <w:top w:val="single" w:sz="4" w:space="0" w:color="auto"/>
               <w:left w:val="single" w:sz="4" w:space="0" w:color="auto"/>
@@ -1111,7 +1120,7 @@
         </w:trPr>
         <w:tc>
           <w:tcPr>
-            <w:tcW w:w="1036" w:type="dxa"/>
+            <w:tcW w:w="1129" w:type="dxa"/>
             <w:tcBorders>
               <w:top w:val="single" w:sz="4" w:space="0" w:color="auto"/>
               <w:left w:val="single" w:sz="4" w:space="0" w:color="auto"/>
@@ -1140,7 +1149,7 @@
         </w:tc>
         <w:tc>
           <w:tcPr>
-            <w:tcW w:w="1479" w:type="dxa"/>
+            <w:tcW w:w="1418" w:type="dxa"/>
             <w:tcBorders>
               <w:top w:val="single" w:sz="4" w:space="0" w:color="auto"/>
               <w:left w:val="single" w:sz="4" w:space="0" w:color="auto"/>
@@ -1169,7 +1178,7 @@
         </w:tc>
         <w:tc>
           <w:tcPr>
-            <w:tcW w:w="2250" w:type="dxa"/>
+            <w:tcW w:w="2218" w:type="dxa"/>
             <w:tcBorders>
               <w:top w:val="single" w:sz="4" w:space="0" w:color="auto"/>
               <w:left w:val="single" w:sz="4" w:space="0" w:color="auto"/>
@@ -1842,68 +1851,13 @@
     </w:p>
     <w:p>
       <w:pPr>
-        <w:rPr>
-          <w:rFonts w:ascii="Play" w:eastAsia="Play" w:hAnsi="Play" w:cs="Play"/>
-        </w:rPr>
-      </w:pPr>
-    </w:p>
-    <w:p>
-      <w:pPr>
-        <w:rPr>
-          <w:rFonts w:ascii="Play" w:eastAsia="Play" w:hAnsi="Play" w:cs="Play"/>
-        </w:rPr>
-      </w:pPr>
-    </w:p>
-    <w:p>
-      <w:pPr>
-        <w:rPr>
-          <w:rFonts w:ascii="Play" w:eastAsia="Play" w:hAnsi="Play" w:cs="Play"/>
-        </w:rPr>
-      </w:pPr>
-    </w:p>
-    <w:p>
-      <w:pPr>
-        <w:rPr>
-          <w:rFonts w:ascii="Play" w:eastAsia="Play" w:hAnsi="Play" w:cs="Play"/>
-        </w:rPr>
-      </w:pPr>
-    </w:p>
-    <w:p>
-      <w:pPr>
-        <w:rPr>
-          <w:rFonts w:ascii="Play" w:eastAsia="Play" w:hAnsi="Play" w:cs="Play"/>
-        </w:rPr>
-      </w:pPr>
-    </w:p>
-    <w:p>
-      <w:pPr>
-        <w:rPr>
-          <w:rFonts w:ascii="Play" w:eastAsia="Play" w:hAnsi="Play" w:cs="Play"/>
-        </w:rPr>
-      </w:pPr>
-    </w:p>
-    <w:p>
-      <w:pPr>
-        <w:rPr>
-          <w:rFonts w:ascii="Play" w:eastAsia="Play" w:hAnsi="Play" w:cs="Play"/>
-        </w:rPr>
-      </w:pPr>
-    </w:p>
-    <w:p>
-      <w:pPr>
-        <w:rPr>
-          <w:rFonts w:ascii="Play" w:eastAsia="Play" w:hAnsi="Play" w:cs="Play"/>
-        </w:rPr>
-      </w:pPr>
-    </w:p>
-    <w:p>
-      <w:pPr>
         <w:pStyle w:val="Heading1"/>
         <w:jc w:val="both"/>
       </w:pPr>
       <w:bookmarkStart w:id="0" w:name="_heading=h.x5xkt7kebzu9" w:colFirst="0" w:colLast="0"/>
       <w:bookmarkEnd w:id="0"/>
       <w:r>
+        <w:lastRenderedPageBreak/>
         <w:t>EXECUTIVE SUMMARY</w:t>
       </w:r>
     </w:p>
@@ -2208,7 +2162,6 @@
           <w:rFonts w:ascii="Play" w:eastAsia="Play" w:hAnsi="Play" w:cs="Play"/>
           <w:lang w:val="en-PH"/>
         </w:rPr>
-        <w:lastRenderedPageBreak/>
         <w:t>Item status lifecycle: Open, Pending, Approved, Rejected, Resolved</w:t>
       </w:r>
     </w:p>
@@ -2360,6 +2313,7 @@
           <w:rFonts w:ascii="Play" w:eastAsia="Play" w:hAnsi="Play" w:cs="Play"/>
           <w:lang w:val="en-PH"/>
         </w:rPr>
+        <w:lastRenderedPageBreak/>
         <w:t>PostgreSQL relational database with minimum 5 tables</w:t>
       </w:r>
     </w:p>
@@ -2679,7 +2633,6 @@
           <w:b/>
           <w:bCs/>
         </w:rPr>
-        <w:lastRenderedPageBreak/>
         <w:t xml:space="preserve">Journey 1: </w:t>
       </w:r>
       <w:r>
@@ -2788,6 +2741,7 @@
           <w:rFonts w:ascii="Play" w:eastAsia="Play" w:hAnsi="Play" w:cs="Play"/>
           <w:lang w:val="en-PH"/>
         </w:rPr>
+        <w:lastRenderedPageBreak/>
         <w:t>User is automatically logged in and receives a JWT access token.</w:t>
       </w:r>
     </w:p>
@@ -3230,7 +3184,6 @@
           <w:rFonts w:ascii="Play" w:eastAsia="Play" w:hAnsi="Play" w:cs="Play"/>
           <w:lang w:val="en-PH"/>
         </w:rPr>
-        <w:lastRenderedPageBreak/>
         <w:t>Admin approves or rejects the claim.</w:t>
       </w:r>
     </w:p>
@@ -3338,6 +3291,7 @@
           <w:rFonts w:ascii="Play" w:eastAsia="Play" w:hAnsi="Play" w:cs="Play"/>
           <w:lang w:val="en-PH"/>
         </w:rPr>
+        <w:lastRenderedPageBreak/>
         <w:t>Admin views all item reports with filter options by status, type, and category.</w:t>
       </w:r>
     </w:p>
@@ -3730,7 +3684,6 @@
           <w:b/>
           <w:bCs/>
         </w:rPr>
-        <w:lastRenderedPageBreak/>
         <w:t>MUST HAVE</w:t>
       </w:r>
     </w:p>
@@ -3853,6 +3806,7 @@
         <w:rPr>
           <w:rFonts w:ascii="Play" w:eastAsia="Play" w:hAnsi="Play" w:cs="Play"/>
         </w:rPr>
+        <w:lastRenderedPageBreak/>
         <w:t>Item dashboard: browse all open lost and found reports</w:t>
       </w:r>
     </w:p>
@@ -4257,7 +4211,6 @@
         <w:rPr>
           <w:rFonts w:ascii="Play" w:eastAsia="Play" w:hAnsi="Play" w:cs="Play"/>
         </w:rPr>
-        <w:lastRenderedPageBreak/>
         <w:t>AI-based automatic item matching</w:t>
       </w:r>
     </w:p>
@@ -4339,6 +4292,7 @@
           <w:b/>
           <w:bCs/>
         </w:rPr>
+        <w:lastRenderedPageBreak/>
         <w:t>2.4 Detailed Feature Specifications</w:t>
       </w:r>
     </w:p>
@@ -4901,7 +4855,6 @@
           <w:b/>
           <w:bCs/>
         </w:rPr>
-        <w:lastRenderedPageBreak/>
         <w:t>API Endpoints:</w:t>
       </w:r>
       <w:r>
@@ -5050,6 +5003,7 @@
           <w:b/>
           <w:bCs/>
         </w:rPr>
+        <w:lastRenderedPageBreak/>
         <w:t>Screens:</w:t>
       </w:r>
       <w:r>
@@ -5616,14 +5570,7 @@
         <w:rPr>
           <w:rFonts w:ascii="Play" w:eastAsia="Play" w:hAnsi="Play" w:cs="Play"/>
         </w:rPr>
-        <w:t xml:space="preserve">When a user submits a found item report, the backend fetches current weather conditions at the university campus location using coordinates configured via an environment variable (e.g., CAMPUS_LAT, CAMPUS_LNG). The </w:t>
-      </w:r>
-      <w:r>
-        <w:rPr>
-          <w:rFonts w:ascii="Play" w:eastAsia="Play" w:hAnsi="Play" w:cs="Play"/>
-        </w:rPr>
-        <w:lastRenderedPageBreak/>
-        <w:t>weather string (e.g., Partly Cloudy, 29°C) is stored in the item record and displayed on the item detail page as context.</w:t>
+        <w:t>When a user submits a found item report, the backend fetches current weather conditions at the university campus location using coordinates configured via an environment variable (e.g., CAMPUS_LAT, CAMPUS_LNG). The weather string (e.g., Partly Cloudy, 29°C) is stored in the item record and displayed on the item detail page as context.</w:t>
       </w:r>
     </w:p>
     <w:p>
@@ -5679,6 +5626,7 @@
           <w:b/>
           <w:bCs/>
         </w:rPr>
+        <w:lastRenderedPageBreak/>
         <w:t>Display</w:t>
       </w:r>
       <w:r>
@@ -6113,71 +6061,71 @@
         <w:rPr>
           <w:rFonts w:ascii="Play" w:eastAsia="Play" w:hAnsi="Play" w:cs="Play"/>
         </w:rPr>
+        <w:t>Then I see the message Invalid email or password and remain on the login page</w:t>
+      </w:r>
+    </w:p>
+    <w:p>
+      <w:pPr>
+        <w:jc w:val="both"/>
+        <w:rPr>
+          <w:rFonts w:ascii="Play" w:eastAsia="Play" w:hAnsi="Play" w:cs="Play"/>
+          <w:b/>
+          <w:bCs/>
+        </w:rPr>
+      </w:pPr>
+    </w:p>
+    <w:p>
+      <w:pPr>
+        <w:jc w:val="both"/>
+        <w:rPr>
+          <w:rFonts w:ascii="Play" w:eastAsia="Play" w:hAnsi="Play" w:cs="Play"/>
+          <w:b/>
+          <w:bCs/>
+        </w:rPr>
+      </w:pPr>
+      <w:r>
+        <w:rPr>
+          <w:rFonts w:ascii="Play" w:eastAsia="Play" w:hAnsi="Play" w:cs="Play"/>
+          <w:b/>
+          <w:bCs/>
+        </w:rPr>
+        <w:t xml:space="preserve">AC-3: </w:t>
+      </w:r>
+      <w:r>
+        <w:rPr>
+          <w:rFonts w:ascii="Play" w:eastAsia="Play" w:hAnsi="Play" w:cs="Play"/>
+          <w:b/>
+          <w:bCs/>
+        </w:rPr>
+        <w:t>Google OAuth Login</w:t>
+      </w:r>
+    </w:p>
+    <w:p>
+      <w:pPr>
+        <w:jc w:val="both"/>
+        <w:rPr>
+          <w:rFonts w:ascii="Play" w:eastAsia="Play" w:hAnsi="Play" w:cs="Play"/>
+        </w:rPr>
+      </w:pPr>
+      <w:r>
+        <w:rPr>
+          <w:rFonts w:ascii="Play" w:eastAsia="Play" w:hAnsi="Play" w:cs="Play"/>
+        </w:rPr>
+        <w:t>Given I click Continue with Google on the login page</w:t>
+      </w:r>
+    </w:p>
+    <w:p>
+      <w:pPr>
+        <w:jc w:val="both"/>
+        <w:rPr>
+          <w:rFonts w:ascii="Play" w:eastAsia="Play" w:hAnsi="Play" w:cs="Play"/>
+        </w:rPr>
+      </w:pPr>
+      <w:r>
+        <w:rPr>
+          <w:rFonts w:ascii="Play" w:eastAsia="Play" w:hAnsi="Play" w:cs="Play"/>
+        </w:rPr>
         <w:lastRenderedPageBreak/>
-        <w:t>Then I see the message Invalid email or password and remain on the login page</w:t>
-      </w:r>
-    </w:p>
-    <w:p>
-      <w:pPr>
-        <w:jc w:val="both"/>
-        <w:rPr>
-          <w:rFonts w:ascii="Play" w:eastAsia="Play" w:hAnsi="Play" w:cs="Play"/>
-          <w:b/>
-          <w:bCs/>
-        </w:rPr>
-      </w:pPr>
-    </w:p>
-    <w:p>
-      <w:pPr>
-        <w:jc w:val="both"/>
-        <w:rPr>
-          <w:rFonts w:ascii="Play" w:eastAsia="Play" w:hAnsi="Play" w:cs="Play"/>
-          <w:b/>
-          <w:bCs/>
-        </w:rPr>
-      </w:pPr>
-      <w:r>
-        <w:rPr>
-          <w:rFonts w:ascii="Play" w:eastAsia="Play" w:hAnsi="Play" w:cs="Play"/>
-          <w:b/>
-          <w:bCs/>
-        </w:rPr>
-        <w:t xml:space="preserve">AC-3: </w:t>
-      </w:r>
-      <w:r>
-        <w:rPr>
-          <w:rFonts w:ascii="Play" w:eastAsia="Play" w:hAnsi="Play" w:cs="Play"/>
-          <w:b/>
-          <w:bCs/>
-        </w:rPr>
-        <w:t>Google OAuth Login</w:t>
-      </w:r>
-    </w:p>
-    <w:p>
-      <w:pPr>
-        <w:jc w:val="both"/>
-        <w:rPr>
-          <w:rFonts w:ascii="Play" w:eastAsia="Play" w:hAnsi="Play" w:cs="Play"/>
-        </w:rPr>
-      </w:pPr>
-      <w:r>
-        <w:rPr>
-          <w:rFonts w:ascii="Play" w:eastAsia="Play" w:hAnsi="Play" w:cs="Play"/>
-        </w:rPr>
-        <w:t>Given I click Continue with Google on the login page</w:t>
-      </w:r>
-    </w:p>
-    <w:p>
-      <w:pPr>
-        <w:jc w:val="both"/>
-        <w:rPr>
-          <w:rFonts w:ascii="Play" w:eastAsia="Play" w:hAnsi="Play" w:cs="Play"/>
-        </w:rPr>
-      </w:pPr>
-      <w:r>
-        <w:rPr>
-          <w:rFonts w:ascii="Play" w:eastAsia="Play" w:hAnsi="Play" w:cs="Play"/>
-        </w:rPr>
         <w:t>When I authenticate successfully with my Google account</w:t>
       </w:r>
     </w:p>
@@ -6552,61 +6500,61 @@
         <w:rPr>
           <w:rFonts w:ascii="Play" w:eastAsia="Play" w:hAnsi="Play" w:cs="Play"/>
         </w:rPr>
+        <w:t>Then a claim record is created and linked to my account and the item</w:t>
+      </w:r>
+    </w:p>
+    <w:p>
+      <w:pPr>
+        <w:jc w:val="both"/>
+        <w:rPr>
+          <w:rFonts w:ascii="Play" w:eastAsia="Play" w:hAnsi="Play" w:cs="Play"/>
+        </w:rPr>
+      </w:pPr>
+      <w:r>
+        <w:rPr>
+          <w:rFonts w:ascii="Play" w:eastAsia="Play" w:hAnsi="Play" w:cs="Play"/>
+        </w:rPr>
+        <w:t>And the item status changes to PENDING</w:t>
+      </w:r>
+    </w:p>
+    <w:p>
+      <w:pPr>
+        <w:jc w:val="both"/>
+        <w:rPr>
+          <w:rFonts w:ascii="Play" w:eastAsia="Play" w:hAnsi="Play" w:cs="Play"/>
+        </w:rPr>
+      </w:pPr>
+      <w:r>
+        <w:rPr>
+          <w:rFonts w:ascii="Play" w:eastAsia="Play" w:hAnsi="Play" w:cs="Play"/>
+        </w:rPr>
+        <w:t>And no other user can submit a new claim while the item is in PENDING status</w:t>
+      </w:r>
+    </w:p>
+    <w:p>
+      <w:pPr>
+        <w:jc w:val="both"/>
+        <w:rPr>
+          <w:rFonts w:ascii="Play" w:eastAsia="Play" w:hAnsi="Play" w:cs="Play"/>
+        </w:rPr>
+      </w:pPr>
+    </w:p>
+    <w:p>
+      <w:pPr>
+        <w:jc w:val="both"/>
+        <w:rPr>
+          <w:rFonts w:ascii="Play" w:eastAsia="Play" w:hAnsi="Play" w:cs="Play"/>
+          <w:b/>
+          <w:bCs/>
+        </w:rPr>
+      </w:pPr>
+      <w:r>
+        <w:rPr>
+          <w:rFonts w:ascii="Play" w:eastAsia="Play" w:hAnsi="Play" w:cs="Play"/>
+          <w:b/>
+          <w:bCs/>
+        </w:rPr>
         <w:lastRenderedPageBreak/>
-        <w:t>Then a claim record is created and linked to my account and the item</w:t>
-      </w:r>
-    </w:p>
-    <w:p>
-      <w:pPr>
-        <w:jc w:val="both"/>
-        <w:rPr>
-          <w:rFonts w:ascii="Play" w:eastAsia="Play" w:hAnsi="Play" w:cs="Play"/>
-        </w:rPr>
-      </w:pPr>
-      <w:r>
-        <w:rPr>
-          <w:rFonts w:ascii="Play" w:eastAsia="Play" w:hAnsi="Play" w:cs="Play"/>
-        </w:rPr>
-        <w:t>And the item status changes to PENDING</w:t>
-      </w:r>
-    </w:p>
-    <w:p>
-      <w:pPr>
-        <w:jc w:val="both"/>
-        <w:rPr>
-          <w:rFonts w:ascii="Play" w:eastAsia="Play" w:hAnsi="Play" w:cs="Play"/>
-        </w:rPr>
-      </w:pPr>
-      <w:r>
-        <w:rPr>
-          <w:rFonts w:ascii="Play" w:eastAsia="Play" w:hAnsi="Play" w:cs="Play"/>
-        </w:rPr>
-        <w:t>And no other user can submit a new claim while the item is in PENDING status</w:t>
-      </w:r>
-    </w:p>
-    <w:p>
-      <w:pPr>
-        <w:jc w:val="both"/>
-        <w:rPr>
-          <w:rFonts w:ascii="Play" w:eastAsia="Play" w:hAnsi="Play" w:cs="Play"/>
-        </w:rPr>
-      </w:pPr>
-    </w:p>
-    <w:p>
-      <w:pPr>
-        <w:jc w:val="both"/>
-        <w:rPr>
-          <w:rFonts w:ascii="Play" w:eastAsia="Play" w:hAnsi="Play" w:cs="Play"/>
-          <w:b/>
-          <w:bCs/>
-        </w:rPr>
-      </w:pPr>
-      <w:r>
-        <w:rPr>
-          <w:rFonts w:ascii="Play" w:eastAsia="Play" w:hAnsi="Play" w:cs="Play"/>
-          <w:b/>
-          <w:bCs/>
-        </w:rPr>
         <w:t>AC-7: Admin Approves a Claim</w:t>
       </w:r>
     </w:p>
@@ -6937,63 +6885,63 @@
         <w:rPr>
           <w:rFonts w:ascii="Play" w:eastAsia="Play" w:hAnsi="Play" w:cs="Play"/>
         </w:rPr>
+        <w:t>When I upload a valid image file (JPG or PNG, max 5MB)</w:t>
+      </w:r>
+    </w:p>
+    <w:p>
+      <w:pPr>
+        <w:jc w:val="both"/>
+        <w:rPr>
+          <w:rFonts w:ascii="Play" w:eastAsia="Play" w:hAnsi="Play" w:cs="Play"/>
+        </w:rPr>
+      </w:pPr>
+      <w:r>
+        <w:rPr>
+          <w:rFonts w:ascii="Play" w:eastAsia="Play" w:hAnsi="Play" w:cs="Play"/>
+        </w:rPr>
+        <w:t>Then the file is stored on the server in the /uploads directory</w:t>
+      </w:r>
+    </w:p>
+    <w:p>
+      <w:pPr>
+        <w:jc w:val="both"/>
+        <w:rPr>
+          <w:rFonts w:ascii="Play" w:eastAsia="Play" w:hAnsi="Play" w:cs="Play"/>
+        </w:rPr>
+      </w:pPr>
+      <w:r>
+        <w:rPr>
+          <w:rFonts w:ascii="Play" w:eastAsia="Play" w:hAnsi="Play" w:cs="Play"/>
+        </w:rPr>
+        <w:t>And the file URL is saved in the item record in the database</w:t>
+      </w:r>
+    </w:p>
+    <w:p>
+      <w:pPr>
+        <w:jc w:val="both"/>
+        <w:rPr>
+          <w:rFonts w:ascii="Play" w:eastAsia="Play" w:hAnsi="Play" w:cs="Play"/>
+        </w:rPr>
+      </w:pPr>
+      <w:r>
+        <w:rPr>
+          <w:rFonts w:ascii="Play" w:eastAsia="Play" w:hAnsi="Play" w:cs="Play"/>
+        </w:rPr>
+        <w:t>And the image is viewable from the item detail page</w:t>
+      </w:r>
+    </w:p>
+    <w:p>
+      <w:pPr>
+        <w:jc w:val="both"/>
+        <w:rPr>
+          <w:rFonts w:ascii="Play" w:eastAsia="Play" w:hAnsi="Play" w:cs="Play"/>
+        </w:rPr>
+      </w:pPr>
+      <w:r>
+        <w:rPr>
+          <w:rFonts w:ascii="Play" w:eastAsia="Play" w:hAnsi="Play" w:cs="Play"/>
+        </w:rPr>
         <w:lastRenderedPageBreak/>
-        <w:t>When I upload a valid image file (JPG or PNG, max 5MB)</w:t>
-      </w:r>
-    </w:p>
-    <w:p>
-      <w:pPr>
-        <w:jc w:val="both"/>
-        <w:rPr>
-          <w:rFonts w:ascii="Play" w:eastAsia="Play" w:hAnsi="Play" w:cs="Play"/>
-        </w:rPr>
-      </w:pPr>
-      <w:r>
-        <w:rPr>
-          <w:rFonts w:ascii="Play" w:eastAsia="Play" w:hAnsi="Play" w:cs="Play"/>
-        </w:rPr>
-        <w:t>Then the file is stored on the server in the /uploads directory</w:t>
-      </w:r>
-    </w:p>
-    <w:p>
-      <w:pPr>
-        <w:jc w:val="both"/>
-        <w:rPr>
-          <w:rFonts w:ascii="Play" w:eastAsia="Play" w:hAnsi="Play" w:cs="Play"/>
-        </w:rPr>
-      </w:pPr>
-      <w:r>
-        <w:rPr>
-          <w:rFonts w:ascii="Play" w:eastAsia="Play" w:hAnsi="Play" w:cs="Play"/>
-        </w:rPr>
-        <w:t>And the file URL is saved in the item record in the database</w:t>
-      </w:r>
-    </w:p>
-    <w:p>
-      <w:pPr>
-        <w:jc w:val="both"/>
-        <w:rPr>
-          <w:rFonts w:ascii="Play" w:eastAsia="Play" w:hAnsi="Play" w:cs="Play"/>
-        </w:rPr>
-      </w:pPr>
-      <w:r>
-        <w:rPr>
-          <w:rFonts w:ascii="Play" w:eastAsia="Play" w:hAnsi="Play" w:cs="Play"/>
-        </w:rPr>
-        <w:t>And the image is viewable from the item detail page</w:t>
-      </w:r>
-    </w:p>
-    <w:p>
-      <w:pPr>
-        <w:jc w:val="both"/>
-        <w:rPr>
-          <w:rFonts w:ascii="Play" w:eastAsia="Play" w:hAnsi="Play" w:cs="Play"/>
-        </w:rPr>
-      </w:pPr>
-      <w:r>
-        <w:rPr>
-          <w:rFonts w:ascii="Play" w:eastAsia="Play" w:hAnsi="Play" w:cs="Play"/>
-        </w:rPr>
         <w:t>When I try to upload a file larger than 5MB or a non-image file type</w:t>
       </w:r>
     </w:p>
@@ -7451,7 +7399,6 @@
           <w:b/>
           <w:bCs/>
         </w:rPr>
-        <w:lastRenderedPageBreak/>
         <w:t>Operating Systems:</w:t>
       </w:r>
       <w:r>
@@ -7512,6 +7459,7 @@
         <w:rPr>
           <w:rFonts w:ascii="Play" w:eastAsia="Play" w:hAnsi="Play" w:cs="Play"/>
         </w:rPr>
+        <w:lastRenderedPageBreak/>
         <w:t>WCAG 2.1 Level AA compliance for web</w:t>
       </w:r>
     </w:p>
@@ -7571,39 +7519,16 @@
     </w:p>
     <w:p>
       <w:pPr>
-        <w:rPr>
-          <w:rFonts w:ascii="Play" w:eastAsia="Play" w:hAnsi="Play" w:cs="Play"/>
-        </w:rPr>
-      </w:pPr>
-    </w:p>
-    <w:p>
-      <w:pPr>
-        <w:rPr>
-          <w:rFonts w:ascii="Play" w:eastAsia="Play" w:hAnsi="Play" w:cs="Play"/>
-        </w:rPr>
-      </w:pPr>
-    </w:p>
-    <w:p>
-      <w:pPr>
-        <w:rPr>
-          <w:rFonts w:ascii="Play" w:eastAsia="Play" w:hAnsi="Play" w:cs="Play"/>
-        </w:rPr>
-      </w:pPr>
-      <w:r>
-        <w:rPr>
-          <w:rFonts w:ascii="Play" w:eastAsia="Play" w:hAnsi="Play" w:cs="Play"/>
-        </w:rPr>
-        <w:br w:type="page"/>
-      </w:r>
-    </w:p>
-    <w:p>
-      <w:pPr>
         <w:pStyle w:val="Heading2"/>
       </w:pPr>
       <w:bookmarkStart w:id="3" w:name="_heading=h.ws07zb93o5g4" w:colFirst="0" w:colLast="0"/>
       <w:bookmarkEnd w:id="3"/>
-      <w:r>
-        <w:lastRenderedPageBreak/>
+    </w:p>
+    <w:p>
+      <w:pPr>
+        <w:pStyle w:val="Heading2"/>
+      </w:pPr>
+      <w:r>
         <w:t>4.0 SYSTEM ARCHITECTURE</w:t>
       </w:r>
     </w:p>
@@ -7786,6 +7711,7 @@
           <w:b/>
           <w:bCs/>
         </w:rPr>
+        <w:lastRenderedPageBreak/>
         <w:t>Web Frontend:</w:t>
       </w:r>
       <w:r>
@@ -7988,7 +7914,6 @@
           <w:b/>
           <w:bCs/>
         </w:rPr>
-        <w:lastRenderedPageBreak/>
         <w:t>Deployment:</w:t>
       </w:r>
       <w:r>
@@ -8023,13 +7948,6 @@
         </w:rPr>
         <w:t xml:space="preserve"> (Web), APK (Mobile)</w:t>
       </w:r>
-    </w:p>
-    <w:p>
-      <w:pPr>
-        <w:rPr>
-          <w:rFonts w:ascii="Play" w:eastAsia="Play" w:hAnsi="Play" w:cs="Play"/>
-        </w:rPr>
-      </w:pPr>
     </w:p>
     <w:p>
       <w:pPr>
@@ -8653,7 +8571,6 @@
         <w:rPr>
           <w:rFonts w:ascii="Play" w:eastAsia="Play" w:hAnsi="Play" w:cs="Play"/>
         </w:rPr>
-        <w:lastRenderedPageBreak/>
         <w:t>GET   /auth/me</w:t>
       </w:r>
     </w:p>
@@ -9092,6 +9009,7 @@
         <w:rPr>
           <w:rFonts w:ascii="Play" w:eastAsia="Play" w:hAnsi="Play" w:cs="Play"/>
         </w:rPr>
+        <w:lastRenderedPageBreak/>
         <w:t>DELETE    /</w:t>
       </w:r>
       <w:proofErr w:type="gramStart"/>
@@ -9201,7 +9119,6 @@
         <w:rPr>
           <w:rFonts w:ascii="Play" w:eastAsia="Play" w:hAnsi="Play" w:cs="Play"/>
         </w:rPr>
-        <w:lastRenderedPageBreak/>
         <w:t xml:space="preserve">Body: multipart/form-data — </w:t>
       </w:r>
       <w:proofErr w:type="gramStart"/>
@@ -9775,7 +9692,6 @@
         <w:rPr>
           <w:rFonts w:ascii="Play" w:eastAsia="Play" w:hAnsi="Play" w:cs="Play"/>
         </w:rPr>
-        <w:lastRenderedPageBreak/>
         <w:t>204 No Content</w:t>
       </w:r>
       <w:r>
@@ -10196,6 +10112,7 @@
         <w:rPr>
           <w:rFonts w:ascii="Play" w:eastAsia="Play" w:hAnsi="Play" w:cs="Play"/>
         </w:rPr>
+        <w:lastRenderedPageBreak/>
         <w:t>CLAIM</w:t>
       </w:r>
       <w:r>
@@ -10317,7 +10234,6 @@
         <w:rPr>
           <w:rFonts w:ascii="Play" w:eastAsia="Play" w:hAnsi="Play" w:cs="Play"/>
         </w:rPr>
-        <w:lastRenderedPageBreak/>
         <w:t xml:space="preserve">SYS-001: </w:t>
       </w:r>
       <w:r>
@@ -10326,6 +10242,20 @@
         </w:rPr>
         <w:t>Internal server error</w:t>
       </w:r>
+    </w:p>
+    <w:p>
+      <w:pPr>
+        <w:rPr>
+          <w:rFonts w:ascii="Play" w:eastAsia="Play" w:hAnsi="Play" w:cs="Play"/>
+        </w:rPr>
+      </w:pPr>
+    </w:p>
+    <w:p>
+      <w:pPr>
+        <w:rPr>
+          <w:rFonts w:ascii="Play" w:eastAsia="Play" w:hAnsi="Play" w:cs="Play"/>
+        </w:rPr>
+      </w:pPr>
     </w:p>
     <w:p>
       <w:pPr>
@@ -10439,6 +10369,7 @@
           <w:b/>
           <w:bCs/>
         </w:rPr>
+        <w:lastRenderedPageBreak/>
         <w:t>Detailed Relationships:</w:t>
       </w:r>
     </w:p>
@@ -10669,7 +10600,6 @@
           <w:b/>
           <w:bCs/>
         </w:rPr>
-        <w:lastRenderedPageBreak/>
         <w:t>One-to-Many:</w:t>
       </w:r>
       <w:sdt>
@@ -11486,34 +11416,6 @@
         </w:rPr>
         <w:t>, status</w:t>
       </w:r>
-    </w:p>
-    <w:p>
-      <w:pPr>
-        <w:rPr>
-          <w:rFonts w:ascii="Play" w:eastAsia="Play" w:hAnsi="Play" w:cs="Play"/>
-        </w:rPr>
-      </w:pPr>
-    </w:p>
-    <w:p>
-      <w:pPr>
-        <w:rPr>
-          <w:rFonts w:ascii="Play" w:eastAsia="Play" w:hAnsi="Play" w:cs="Play"/>
-        </w:rPr>
-      </w:pPr>
-    </w:p>
-    <w:p>
-      <w:pPr>
-        <w:rPr>
-          <w:rFonts w:ascii="Play" w:eastAsia="Play" w:hAnsi="Play" w:cs="Play"/>
-        </w:rPr>
-      </w:pPr>
-    </w:p>
-    <w:p>
-      <w:pPr>
-        <w:rPr>
-          <w:rFonts w:ascii="Play" w:eastAsia="Play" w:hAnsi="Play" w:cs="Play"/>
-        </w:rPr>
-      </w:pPr>
     </w:p>
     <w:p>
       <w:pPr>
@@ -12821,20 +12723,6 @@
       <w:pPr>
         <w:rPr>
           <w:rFonts w:ascii="Play" w:eastAsia="Play" w:hAnsi="Play" w:cs="Play"/>
-        </w:rPr>
-      </w:pPr>
-    </w:p>
-    <w:p>
-      <w:pPr>
-        <w:rPr>
-          <w:rFonts w:ascii="Play" w:eastAsia="Play" w:hAnsi="Play" w:cs="Play"/>
-        </w:rPr>
-      </w:pPr>
-    </w:p>
-    <w:p>
-      <w:pPr>
-        <w:rPr>
-          <w:rFonts w:ascii="Play" w:eastAsia="Play" w:hAnsi="Play" w:cs="Play"/>
           <w:b/>
           <w:bCs/>
         </w:rPr>
@@ -12843,6 +12731,7 @@
         <w:rPr>
           <w:noProof/>
         </w:rPr>
+        <w:lastRenderedPageBreak/>
         <w:drawing>
           <wp:inline distT="0" distB="0" distL="0" distR="0" wp14:anchorId="6191FD27" wp14:editId="12E7D8EE">
             <wp:extent cx="5943600" cy="5076190"/>
@@ -13011,9 +12900,9 @@
         </w:rPr>
         <w:lastRenderedPageBreak/>
         <w:drawing>
-          <wp:inline distT="0" distB="0" distL="0" distR="0" wp14:anchorId="64E0F58F" wp14:editId="56CE3B01">
-            <wp:extent cx="5943600" cy="5573395"/>
-            <wp:effectExtent l="0" t="0" r="0" b="8255"/>
+          <wp:inline distT="0" distB="0" distL="0" distR="0" wp14:anchorId="64E0F58F" wp14:editId="1C98D727">
+            <wp:extent cx="5943600" cy="5335270"/>
+            <wp:effectExtent l="0" t="0" r="0" b="0"/>
             <wp:docPr id="287988867" name="Picture 8"/>
             <wp:cNvGraphicFramePr>
               <a:graphicFrameLocks xmlns:a="http://schemas.openxmlformats.org/drawingml/2006/main" noChangeAspect="1"/>
@@ -13027,7 +12916,7 @@
                       <a:picLocks noChangeAspect="1" noChangeArrowheads="1"/>
                     </pic:cNvPicPr>
                   </pic:nvPicPr>
-                  <pic:blipFill>
+                  <pic:blipFill rotWithShape="1">
                     <a:blip r:embed="rId19">
                       <a:extLst>
                         <a:ext uri="{28A0092B-C50C-407E-A947-70E740481C1C}">
@@ -13035,7 +12924,7 @@
                         </a:ext>
                       </a:extLst>
                     </a:blip>
-                    <a:srcRect/>
+                    <a:srcRect t="4273"/>
                     <a:stretch>
                       <a:fillRect/>
                     </a:stretch>
@@ -13043,7 +12932,7 @@
                   <pic:spPr bwMode="auto">
                     <a:xfrm>
                       <a:off x="0" y="0"/>
-                      <a:ext cx="5943600" cy="5573395"/>
+                      <a:ext cx="5943600" cy="5335270"/>
                     </a:xfrm>
                     <a:prstGeom prst="rect">
                       <a:avLst/>
@@ -13052,6 +12941,11 @@
                     <a:ln>
                       <a:noFill/>
                     </a:ln>
+                    <a:extLst>
+                      <a:ext uri="{53640926-AAD7-44D8-BBD7-CCE9431645EC}">
+                        <a14:shadowObscured xmlns:a14="http://schemas.microsoft.com/office/drawing/2010/main"/>
+                      </a:ext>
+                    </a:extLst>
                   </pic:spPr>
                 </pic:pic>
               </a:graphicData>
@@ -13074,7 +12968,15 @@
           <w:b/>
           <w:bCs/>
         </w:rPr>
-        <w:t>WEB-13</w:t>
+        <w:t>WEB-</w:t>
+      </w:r>
+      <w:r>
+        <w:rPr>
+          <w:rFonts w:ascii="Play" w:eastAsia="Play" w:hAnsi="Play" w:cs="Play"/>
+          <w:b/>
+          <w:bCs/>
+        </w:rPr>
+        <w:t>9</w:t>
       </w:r>
       <w:r>
         <w:rPr>
@@ -13207,7 +13109,23 @@
           <w:b/>
           <w:bCs/>
         </w:rPr>
-        <w:t xml:space="preserve">14 - </w:t>
+        <w:t>1</w:t>
+      </w:r>
+      <w:r>
+        <w:rPr>
+          <w:rFonts w:ascii="Play" w:eastAsia="Play" w:hAnsi="Play" w:cs="Play"/>
+          <w:b/>
+          <w:bCs/>
+        </w:rPr>
+        <w:t>0</w:t>
+      </w:r>
+      <w:r>
+        <w:rPr>
+          <w:rFonts w:ascii="Play" w:eastAsia="Play" w:hAnsi="Play" w:cs="Play"/>
+          <w:b/>
+          <w:bCs/>
+        </w:rPr>
+        <w:t xml:space="preserve"> - </w:t>
       </w:r>
       <w:r>
         <w:rPr>
@@ -13345,7 +13263,23 @@
           <w:b/>
           <w:bCs/>
         </w:rPr>
-        <w:t xml:space="preserve">15 - </w:t>
+        <w:t>1</w:t>
+      </w:r>
+      <w:r>
+        <w:rPr>
+          <w:rFonts w:ascii="Play" w:eastAsia="Play" w:hAnsi="Play" w:cs="Play"/>
+          <w:b/>
+          <w:bCs/>
+        </w:rPr>
+        <w:t>1</w:t>
+      </w:r>
+      <w:r>
+        <w:rPr>
+          <w:rFonts w:ascii="Play" w:eastAsia="Play" w:hAnsi="Play" w:cs="Play"/>
+          <w:b/>
+          <w:bCs/>
+        </w:rPr>
+        <w:t xml:space="preserve"> - </w:t>
       </w:r>
       <w:r>
         <w:rPr>
@@ -13483,7 +13417,23 @@
           <w:b/>
           <w:bCs/>
         </w:rPr>
-        <w:t xml:space="preserve">16 - </w:t>
+        <w:t>1</w:t>
+      </w:r>
+      <w:r>
+        <w:rPr>
+          <w:rFonts w:ascii="Play" w:eastAsia="Play" w:hAnsi="Play" w:cs="Play"/>
+          <w:b/>
+          <w:bCs/>
+        </w:rPr>
+        <w:t>2</w:t>
+      </w:r>
+      <w:r>
+        <w:rPr>
+          <w:rFonts w:ascii="Play" w:eastAsia="Play" w:hAnsi="Play" w:cs="Play"/>
+          <w:b/>
+          <w:bCs/>
+        </w:rPr>
+        <w:t xml:space="preserve"> - </w:t>
       </w:r>
       <w:r>
         <w:rPr>
@@ -13721,7 +13671,15 @@
           <w:b/>
           <w:bCs/>
         </w:rPr>
-        <w:t xml:space="preserve">7 - </w:t>
+        <w:t>3</w:t>
+      </w:r>
+      <w:r>
+        <w:rPr>
+          <w:rFonts w:ascii="Play" w:eastAsia="Play" w:hAnsi="Play" w:cs="Play"/>
+          <w:b/>
+          <w:bCs/>
+        </w:rPr>
+        <w:t xml:space="preserve"> - </w:t>
       </w:r>
       <w:r>
         <w:rPr>
